--- a/_template-source/aditivo_ev_pf_para_pj.docx
+++ b/_template-source/aditivo_ev_pf_para_pj.docx
@@ -800,7 +800,7 @@
         <w:gridCol w:w="323"/>
         <w:gridCol w:w="395"/>
         <w:gridCol w:w="393"/>
-        <w:gridCol w:w="1425"/>
+        <w:gridCol w:w="1825"/>
         <w:gridCol w:w="1093"/>
         <w:gridCol w:w="560"/>
         <w:gridCol w:w="770"/>
@@ -810,14 +810,14 @@
         <w:gridCol w:w="332"/>
         <w:gridCol w:w="1034"/>
         <w:gridCol w:w="69"/>
-        <w:gridCol w:w="1882"/>
+        <w:gridCol w:w="1482"/>
         <w:tblGridChange w:id="0">
           <w:tblGrid>
             <w:gridCol w:w="1340"/>
             <w:gridCol w:w="323"/>
             <w:gridCol w:w="395"/>
             <w:gridCol w:w="393"/>
-            <w:gridCol w:w="1425"/>
+            <w:gridCol w:w="1825"/>
             <w:gridCol w:w="1093"/>
             <w:gridCol w:w="560"/>
             <w:gridCol w:w="770"/>
@@ -827,7 +827,7 @@
             <w:gridCol w:w="332"/>
             <w:gridCol w:w="1034"/>
             <w:gridCol w:w="69"/>
-            <w:gridCol w:w="1882"/>
+            <w:gridCol w:w="1482"/>
           </w:tblGrid>
         </w:tblGridChange>
       </w:tblGrid>

--- a/_template-source/aditivo_ev_pf_para_pj.docx
+++ b/_template-source/aditivo_ev_pf_para_pj.docx
@@ -552,7 +552,7 @@
           <w:szCs w:val="20"/>
           <w:rtl w:val="0"/>
         </w:rPr>
-        <w:t xml:space="preserve"> pessoa jurídica de direito privado, inscrita no CNPJ/MF n. º {{cpf_cnpj}}, com sede na Rua Francisco Rocha nº 198 Batel, Curitiba/PR, CEP 80.420-130,</w:t>
+        <w:t xml:space="preserve"> pessoa jurídica de direito privado, inscrita no CNPJ/MF n. º {{cpf_cnpj}}, com sede na {{endereco_interveniente}}, CEP {{cep_interveniente}},</w:t>
       </w:r>
       <w:r>
         <w:rPr>
@@ -2552,7 +2552,7 @@
           <w:szCs w:val="20"/>
           <w:rtl w:val="0"/>
         </w:rPr>
-        <w:t xml:space="preserve">Curitiba/PR, {{data_assinatura}}.</w:t>
+        <w:t xml:space="preserve">{{data_assinatura}}.</w:t>
       </w:r>
     </w:p>
     <w:p>

--- a/_template-source/aditivo_ev_pf_para_pj.docx
+++ b/_template-source/aditivo_ev_pf_para_pj.docx
@@ -552,7 +552,7 @@
           <w:szCs w:val="20"/>
           <w:rtl w:val="0"/>
         </w:rPr>
-        <w:t xml:space="preserve"> pessoa jurídica de direito privado, inscrita no CNPJ/MF n. º {{cpf_cnpj}}, com sede na {{endereco_interveniente}}, CEP {{cep_interveniente}},</w:t>
+        <w:t xml:space="preserve"> {{porte_empresa}}, pessoa jurídica de direito privado, inscrita no CNPJ/MF n. º {{cpf_cnpj}}, com sede na {{endereco_interveniente}}, CEP {{cep_interveniente}},</w:t>
       </w:r>
       <w:r>
         <w:rPr>
@@ -990,8 +990,12 @@
             </w:pPr>
             <w:r>
               <w:rPr>
+                <w:rFonts w:ascii="Cambria" w:cs="Cambria" w:eastAsia="Cambria" w:hAnsi="Cambria"/>
+                <w:sz w:val="20"/>
+                <w:szCs w:val="20"/>
                 <w:rtl w:val="0"/>
               </w:rPr>
+              <w:t>{{fantasia_interveniente}}</w:t>
             </w:r>
           </w:p>
         </w:tc>
@@ -1234,7 +1238,7 @@
                 <w:szCs w:val="20"/>
                 <w:rtl w:val="0"/>
               </w:rPr>
-              <w:t xml:space="preserve">CURITIBA</w:t>
+              <w:t xml:space="preserve">{{cidade_interveniente}}</w:t>
             </w:r>
           </w:p>
         </w:tc>
@@ -1292,7 +1296,7 @@
                 <w:szCs w:val="20"/>
                 <w:rtl w:val="0"/>
               </w:rPr>
-              <w:t xml:space="preserve">PARANÁ</w:t>
+              <w:t xml:space="preserve">{{estado_interveniente}}</w:t>
             </w:r>
           </w:p>
         </w:tc>
@@ -1884,7 +1888,7 @@
                 <w:szCs w:val="20"/>
                 <w:rtl w:val="0"/>
               </w:rPr>
-              <w:t xml:space="preserve">CURITIBA</w:t>
+              <w:t xml:space="preserve">{{cidade_coworker}}</w:t>
             </w:r>
           </w:p>
         </w:tc>
@@ -1944,7 +1948,7 @@
                 <w:szCs w:val="20"/>
                 <w:rtl w:val="0"/>
               </w:rPr>
-              <w:t xml:space="preserve">PARANÁ</w:t>
+              <w:t xml:space="preserve">{{estado_coworker}}</w:t>
             </w:r>
           </w:p>
         </w:tc>
